--- a/public/files/Alison_Park_CV.docx
+++ b/public/files/Alison_Park_CV.docx
@@ -25,7 +25,7 @@
       </w:r>
       <w:hyperlink w:history="1" r:id="rId5">
         <w:r>
-          <w:t>alisonsjpark@gmail.com</w:t>
+          <w:t>alisonpark.sj@gmail.com</w:t>
         </w:r>
       </w:hyperlink>
       <w:r>
